--- a/Assignment 46.docx
+++ b/Assignment 46.docx
@@ -1,6 +1,6 @@
 
 <file path=word/document.xml><?xml version="1.0" encoding="utf-8"?>
-<w:document xmlns:wpc="http://schemas.microsoft.com/office/word/2010/wordprocessingCanvas" xmlns:cx="http://schemas.microsoft.com/office/drawing/2014/chartex" xmlns:cx1="http://schemas.microsoft.com/office/drawing/2015/9/8/chartex" xmlns:cx2="http://schemas.microsoft.com/office/drawing/2015/10/21/chartex" xmlns:cx3="http://schemas.microsoft.com/office/drawing/2016/5/9/chartex" xmlns:cx4="http://schemas.microsoft.com/office/drawing/2016/5/10/chartex" xmlns:cx5="http://schemas.microsoft.com/office/drawing/2016/5/11/chartex" xmlns:cx6="http://schemas.microsoft.com/office/drawing/2016/5/12/chartex" xmlns:cx7="http://schemas.microsoft.com/office/drawing/2016/5/13/chartex" xmlns:cx8="http://schemas.microsoft.com/office/drawing/2016/5/14/chartex" xmlns:mc="http://schemas.openxmlformats.org/markup-compatibility/2006" xmlns:aink="http://schemas.microsoft.com/office/drawing/2016/ink" xmlns:am3d="http://schemas.microsoft.com/office/drawing/2017/model3d" xmlns:o="urn:schemas-microsoft-com:office:office" xmlns:oel="http://schemas.microsoft.com/office/2019/extlst" xmlns:r="http://schemas.openxmlformats.org/officeDocument/2006/relationships" xmlns:m="http://schemas.openxmlformats.org/officeDocument/2006/math" xmlns:v="urn:schemas-microsoft-com:vml" xmlns:wp14="http://schemas.microsoft.com/office/word/2010/wordprocessingDrawing" xmlns:wp="http://schemas.openxmlformats.org/drawingml/2006/wordprocessingDrawing" xmlns:w10="urn:schemas-microsoft-com:office:word" xmlns:w="http://schemas.openxmlformats.org/wordprocessingml/2006/main" xmlns:w14="http://schemas.microsoft.com/office/word/2010/wordml" xmlns:w15="http://schemas.microsoft.com/office/word/2012/wordml" xmlns:w16cei="http://schemas.microsoft.com/office/word/2026/wordml/cei" xmlns:w16cex="http://schemas.microsoft.com/office/word/2018/wordml/cex" xmlns:w16cid="http://schemas.microsoft.com/office/word/2016/wordml/cid" xmlns:w16="http://schemas.microsoft.com/office/word/2018/wordml" xmlns:w16du="http://schemas.microsoft.com/office/word/2023/wordml/word16du" xmlns:w16sdtdh="http://schemas.microsoft.com/office/word/2020/wordml/sdtdatahash" xmlns:w16sdtfl="http://schemas.microsoft.com/office/word/2024/wordml/sdtformatlock" xmlns:w16se="http://schemas.microsoft.com/office/word/2015/wordml/symex" xmlns:wpg="http://schemas.microsoft.com/office/word/2010/wordprocessingGroup" xmlns:wpi="http://schemas.microsoft.com/office/word/2010/wordprocessingInk" xmlns:wne="http://schemas.microsoft.com/office/word/2006/wordml" xmlns:wps="http://schemas.microsoft.com/office/word/2010/wordprocessingShape" mc:Ignorable="w14 w15 w16se w16cid w16 w16cex w16sdtdh w16sdtfl w16du wp14">
+<w:document xmlns:wpc="http://schemas.microsoft.com/office/word/2010/wordprocessingCanvas" xmlns:cx="http://schemas.microsoft.com/office/drawing/2014/chartex" xmlns:cx1="http://schemas.microsoft.com/office/drawing/2015/9/8/chartex" xmlns:cx2="http://schemas.microsoft.com/office/drawing/2015/10/21/chartex" xmlns:cx3="http://schemas.microsoft.com/office/drawing/2016/5/9/chartex" xmlns:cx4="http://schemas.microsoft.com/office/drawing/2016/5/10/chartex" xmlns:cx5="http://schemas.microsoft.com/office/drawing/2016/5/11/chartex" xmlns:cx6="http://schemas.microsoft.com/office/drawing/2016/5/12/chartex" xmlns:cx7="http://schemas.microsoft.com/office/drawing/2016/5/13/chartex" xmlns:cx8="http://schemas.microsoft.com/office/drawing/2016/5/14/chartex" xmlns:mc="http://schemas.openxmlformats.org/markup-compatibility/2006" xmlns:aink="http://schemas.microsoft.com/office/drawing/2016/ink" xmlns:am3d="http://schemas.microsoft.com/office/drawing/2017/model3d" xmlns:o="urn:schemas-microsoft-com:office:office" xmlns:oel="http://schemas.microsoft.com/office/2019/extlst" xmlns:r="http://schemas.openxmlformats.org/officeDocument/2006/relationships" xmlns:m="http://schemas.openxmlformats.org/officeDocument/2006/math" xmlns:v="urn:schemas-microsoft-com:vml" xmlns:wp14="http://schemas.microsoft.com/office/word/2010/wordprocessingDrawing" xmlns:wp="http://schemas.openxmlformats.org/drawingml/2006/wordprocessingDrawing" xmlns:w10="urn:schemas-microsoft-com:office:word" xmlns:w="http://schemas.openxmlformats.org/wordprocessingml/2006/main" xmlns:w14="http://schemas.microsoft.com/office/word/2010/wordml" xmlns:w15="http://schemas.microsoft.com/office/word/2012/wordml" xmlns:w16cex="http://schemas.microsoft.com/office/word/2018/wordml/cex" xmlns:w16cid="http://schemas.microsoft.com/office/word/2016/wordml/cid" xmlns:w16="http://schemas.microsoft.com/office/word/2018/wordml" xmlns:w16du="http://schemas.microsoft.com/office/word/2023/wordml/word16du" xmlns:w16sdtdh="http://schemas.microsoft.com/office/word/2020/wordml/sdtdatahash" xmlns:w16sdtfl="http://schemas.microsoft.com/office/word/2024/wordml/sdtformatlock" xmlns:w16se="http://schemas.microsoft.com/office/word/2015/wordml/symex" xmlns:wpg="http://schemas.microsoft.com/office/word/2010/wordprocessingGroup" xmlns:wpi="http://schemas.microsoft.com/office/word/2010/wordprocessingInk" xmlns:wne="http://schemas.microsoft.com/office/word/2006/wordml" xmlns:wps="http://schemas.microsoft.com/office/word/2010/wordprocessingShape" mc:Ignorable="w14 w15 w16se w16cid w16 w16cex w16sdtdh w16sdtfl w16du wp14">
   <w:body>
     <w:p>
       <w:pPr>
@@ -60,7 +60,13 @@
         <w:rPr>
           <w:lang w:val="en-US"/>
         </w:rPr>
-        <w:t>is a standard SAP function module that allows us to create, change, display, or delete SAP business data in a standardized way.</w:t>
+        <w:t xml:space="preserve">is a standard SAP </w:t>
+      </w:r>
+      <w:r>
+        <w:rPr>
+          <w:lang w:val="en-US"/>
+        </w:rPr>
+        <w:t>business interface used to perform business operations on SAP business objects and to integrate SAP with other SAP or non-SAP systems.</w:t>
       </w:r>
     </w:p>
     <w:p>
@@ -286,13 +292,13 @@
     <w:tbl>
       <w:tblPr>
         <w:tblStyle w:val="TableGrid"/>
-        <w:tblW w:w="0" w:type="auto"/>
+        <w:tblW w:w="9067" w:type="dxa"/>
         <w:tblInd w:w="421" w:type="dxa"/>
         <w:tblLook w:val="04A0" w:firstRow="1" w:lastRow="0" w:firstColumn="1" w:lastColumn="0" w:noHBand="0" w:noVBand="1"/>
       </w:tblPr>
       <w:tblGrid>
         <w:gridCol w:w="4394"/>
-        <w:gridCol w:w="4201"/>
+        <w:gridCol w:w="4673"/>
       </w:tblGrid>
       <w:tr>
         <w:tc>
@@ -302,9 +308,7 @@
           </w:tcPr>
           <w:p>
             <w:pPr>
-              <w:pStyle w:val="ListParagraph"/>
-              <w:spacing w:after="160" w:line="278" w:lineRule="auto"/>
-              <w:ind w:left="360"/>
+              <w:jc w:val="center"/>
               <w:rPr>
                 <w:b/>
                 <w:bCs/>
@@ -321,7 +325,7 @@
         </w:tc>
         <w:tc>
           <w:tcPr>
-            <w:tcW w:w="4201" w:type="dxa"/>
+            <w:tcW w:w="4673" w:type="dxa"/>
             <w:hideMark/>
           </w:tcPr>
           <w:p>
@@ -329,6 +333,7 @@
               <w:pStyle w:val="ListParagraph"/>
               <w:spacing w:after="160" w:line="278" w:lineRule="auto"/>
               <w:ind w:left="360"/>
+              <w:jc w:val="center"/>
               <w:rPr>
                 <w:b/>
                 <w:bCs/>
@@ -367,7 +372,7 @@
         </w:tc>
         <w:tc>
           <w:tcPr>
-            <w:tcW w:w="4201" w:type="dxa"/>
+            <w:tcW w:w="4673" w:type="dxa"/>
             <w:hideMark/>
           </w:tcPr>
           <w:p>
@@ -381,7 +386,37 @@
                 <w:b/>
                 <w:bCs/>
               </w:rPr>
-              <w:t>Business Application Programming Interface</w:t>
+              <w:t xml:space="preserve">Business </w:t>
+            </w:r>
+            <w:proofErr w:type="spellStart"/>
+            <w:r>
+              <w:rPr>
+                <w:b/>
+                <w:bCs/>
+              </w:rPr>
+              <w:t>A</w:t>
+            </w:r>
+            <w:r>
+              <w:rPr>
+                <w:b/>
+                <w:bCs/>
+              </w:rPr>
+              <w:t>s</w:t>
+            </w:r>
+            <w:r>
+              <w:rPr>
+                <w:b/>
+                <w:bCs/>
+              </w:rPr>
+              <w:t>pplication</w:t>
+            </w:r>
+            <w:proofErr w:type="spellEnd"/>
+            <w:r>
+              <w:rPr>
+                <w:b/>
+                <w:bCs/>
+              </w:rPr>
+              <w:t xml:space="preserve"> Programming Interface</w:t>
             </w:r>
           </w:p>
         </w:tc>
@@ -412,7 +447,7 @@
         </w:tc>
         <w:tc>
           <w:tcPr>
-            <w:tcW w:w="4201" w:type="dxa"/>
+            <w:tcW w:w="4673" w:type="dxa"/>
             <w:hideMark/>
           </w:tcPr>
           <w:p>
@@ -453,7 +488,7 @@
         </w:tc>
         <w:tc>
           <w:tcPr>
-            <w:tcW w:w="4201" w:type="dxa"/>
+            <w:tcW w:w="4673" w:type="dxa"/>
             <w:hideMark/>
           </w:tcPr>
           <w:p>
@@ -501,7 +536,7 @@
         </w:tc>
         <w:tc>
           <w:tcPr>
-            <w:tcW w:w="4201" w:type="dxa"/>
+            <w:tcW w:w="4673" w:type="dxa"/>
             <w:hideMark/>
           </w:tcPr>
           <w:p>
@@ -542,7 +577,7 @@
         </w:tc>
         <w:tc>
           <w:tcPr>
-            <w:tcW w:w="4201" w:type="dxa"/>
+            <w:tcW w:w="4673" w:type="dxa"/>
             <w:hideMark/>
           </w:tcPr>
           <w:p>
@@ -583,7 +618,7 @@
         </w:tc>
         <w:tc>
           <w:tcPr>
-            <w:tcW w:w="4201" w:type="dxa"/>
+            <w:tcW w:w="4673" w:type="dxa"/>
             <w:hideMark/>
           </w:tcPr>
           <w:p>
@@ -657,18 +692,18 @@
     <w:tbl>
       <w:tblPr>
         <w:tblStyle w:val="TableGrid"/>
-        <w:tblW w:w="0" w:type="auto"/>
+        <w:tblW w:w="9681" w:type="dxa"/>
         <w:tblInd w:w="279" w:type="dxa"/>
         <w:tblLook w:val="04A0" w:firstRow="1" w:lastRow="0" w:firstColumn="1" w:lastColumn="0" w:noHBand="0" w:noVBand="1"/>
       </w:tblPr>
       <w:tblGrid>
-        <w:gridCol w:w="4252"/>
-        <w:gridCol w:w="4485"/>
+        <w:gridCol w:w="4536"/>
+        <w:gridCol w:w="5145"/>
       </w:tblGrid>
       <w:tr>
         <w:tc>
           <w:tcPr>
-            <w:tcW w:w="4252" w:type="dxa"/>
+            <w:tcW w:w="4536" w:type="dxa"/>
             <w:hideMark/>
           </w:tcPr>
           <w:p>
@@ -692,7 +727,7 @@
         </w:tc>
         <w:tc>
           <w:tcPr>
-            <w:tcW w:w="4485" w:type="dxa"/>
+            <w:tcW w:w="5145" w:type="dxa"/>
             <w:hideMark/>
           </w:tcPr>
           <w:p>
@@ -717,7 +752,7 @@
       <w:tr>
         <w:tc>
           <w:tcPr>
-            <w:tcW w:w="4252" w:type="dxa"/>
+            <w:tcW w:w="4536" w:type="dxa"/>
             <w:hideMark/>
           </w:tcPr>
           <w:p>
@@ -736,7 +771,7 @@
         </w:tc>
         <w:tc>
           <w:tcPr>
-            <w:tcW w:w="4485" w:type="dxa"/>
+            <w:tcW w:w="5145" w:type="dxa"/>
             <w:hideMark/>
           </w:tcPr>
           <w:p>
@@ -757,7 +792,7 @@
       <w:tr>
         <w:tc>
           <w:tcPr>
-            <w:tcW w:w="4252" w:type="dxa"/>
+            <w:tcW w:w="4536" w:type="dxa"/>
             <w:hideMark/>
           </w:tcPr>
           <w:p>
@@ -779,7 +814,7 @@
         </w:tc>
         <w:tc>
           <w:tcPr>
-            <w:tcW w:w="4485" w:type="dxa"/>
+            <w:tcW w:w="5145" w:type="dxa"/>
             <w:hideMark/>
           </w:tcPr>
           <w:p>
@@ -803,7 +838,7 @@
       <w:tr>
         <w:tc>
           <w:tcPr>
-            <w:tcW w:w="4252" w:type="dxa"/>
+            <w:tcW w:w="4536" w:type="dxa"/>
             <w:hideMark/>
           </w:tcPr>
           <w:p>
@@ -818,7 +853,7 @@
         </w:tc>
         <w:tc>
           <w:tcPr>
-            <w:tcW w:w="4485" w:type="dxa"/>
+            <w:tcW w:w="5145" w:type="dxa"/>
             <w:hideMark/>
           </w:tcPr>
           <w:p>
@@ -842,7 +877,7 @@
       <w:tr>
         <w:tc>
           <w:tcPr>
-            <w:tcW w:w="4252" w:type="dxa"/>
+            <w:tcW w:w="4536" w:type="dxa"/>
             <w:hideMark/>
           </w:tcPr>
           <w:p>
@@ -864,7 +899,7 @@
         </w:tc>
         <w:tc>
           <w:tcPr>
-            <w:tcW w:w="4485" w:type="dxa"/>
+            <w:tcW w:w="5145" w:type="dxa"/>
             <w:hideMark/>
           </w:tcPr>
           <w:p>
@@ -881,7 +916,7 @@
       <w:tr>
         <w:tc>
           <w:tcPr>
-            <w:tcW w:w="4252" w:type="dxa"/>
+            <w:tcW w:w="4536" w:type="dxa"/>
             <w:hideMark/>
           </w:tcPr>
           <w:p>
@@ -896,7 +931,7 @@
         </w:tc>
         <w:tc>
           <w:tcPr>
-            <w:tcW w:w="4485" w:type="dxa"/>
+            <w:tcW w:w="5145" w:type="dxa"/>
             <w:hideMark/>
           </w:tcPr>
           <w:p>
@@ -913,7 +948,7 @@
       <w:tr>
         <w:tc>
           <w:tcPr>
-            <w:tcW w:w="4252" w:type="dxa"/>
+            <w:tcW w:w="4536" w:type="dxa"/>
             <w:hideMark/>
           </w:tcPr>
           <w:p>
@@ -935,7 +970,7 @@
         </w:tc>
         <w:tc>
           <w:tcPr>
-            <w:tcW w:w="4485" w:type="dxa"/>
+            <w:tcW w:w="5145" w:type="dxa"/>
             <w:hideMark/>
           </w:tcPr>
           <w:p>
@@ -952,7 +987,7 @@
       <w:tr>
         <w:tc>
           <w:tcPr>
-            <w:tcW w:w="4252" w:type="dxa"/>
+            <w:tcW w:w="4536" w:type="dxa"/>
             <w:hideMark/>
           </w:tcPr>
           <w:p>
@@ -967,7 +1002,7 @@
         </w:tc>
         <w:tc>
           <w:tcPr>
-            <w:tcW w:w="4485" w:type="dxa"/>
+            <w:tcW w:w="5145" w:type="dxa"/>
             <w:hideMark/>
           </w:tcPr>
           <w:p>
@@ -984,7 +1019,7 @@
       <w:tr>
         <w:tc>
           <w:tcPr>
-            <w:tcW w:w="4252" w:type="dxa"/>
+            <w:tcW w:w="4536" w:type="dxa"/>
             <w:hideMark/>
           </w:tcPr>
           <w:p>
@@ -999,7 +1034,7 @@
         </w:tc>
         <w:tc>
           <w:tcPr>
-            <w:tcW w:w="4485" w:type="dxa"/>
+            <w:tcW w:w="5145" w:type="dxa"/>
             <w:hideMark/>
           </w:tcPr>
           <w:p>
@@ -1016,7 +1051,7 @@
       <w:tr>
         <w:tc>
           <w:tcPr>
-            <w:tcW w:w="4252" w:type="dxa"/>
+            <w:tcW w:w="4536" w:type="dxa"/>
             <w:hideMark/>
           </w:tcPr>
           <w:p>
@@ -1031,7 +1066,7 @@
         </w:tc>
         <w:tc>
           <w:tcPr>
-            <w:tcW w:w="4485" w:type="dxa"/>
+            <w:tcW w:w="5145" w:type="dxa"/>
             <w:hideMark/>
           </w:tcPr>
           <w:p>
@@ -1172,6 +1207,24 @@
         <w:rPr>
           <w:lang w:val="en-US"/>
         </w:rPr>
+        <w:t>Interface</w:t>
+      </w:r>
+    </w:p>
+    <w:p>
+      <w:pPr>
+        <w:pStyle w:val="ListParagraph"/>
+        <w:numPr>
+          <w:ilvl w:val="0"/>
+          <w:numId w:val="2"/>
+        </w:numPr>
+        <w:rPr>
+          <w:lang w:val="en-US"/>
+        </w:rPr>
+      </w:pPr>
+      <w:r>
+        <w:rPr>
+          <w:lang w:val="en-US"/>
+        </w:rPr>
         <w:t xml:space="preserve">Methods </w:t>
       </w:r>
       <w:r>
@@ -1245,6 +1298,24 @@
           <w:lang w:val="en-US"/>
         </w:rPr>
         <w:t xml:space="preserve"> events triggered by the object</w:t>
+      </w:r>
+    </w:p>
+    <w:p>
+      <w:pPr>
+        <w:pStyle w:val="ListParagraph"/>
+        <w:numPr>
+          <w:ilvl w:val="0"/>
+          <w:numId w:val="2"/>
+        </w:numPr>
+        <w:rPr>
+          <w:lang w:val="en-US"/>
+        </w:rPr>
+      </w:pPr>
+      <w:r>
+        <w:rPr>
+          <w:lang w:val="en-US"/>
+        </w:rPr>
+        <w:t>Key fields</w:t>
       </w:r>
     </w:p>
     <w:p>
@@ -1468,6 +1539,179 @@
           <w:lang w:val="en-US"/>
         </w:rPr>
       </w:pPr>
+      <w:r>
+        <w:rPr>
+          <w:lang w:val="en-US"/>
+        </w:rPr>
+        <w:t>Standard SAP interface — SAP provides predefined business functionality.</w:t>
+      </w:r>
+    </w:p>
+    <w:p>
+      <w:pPr>
+        <w:pStyle w:val="ListParagraph"/>
+        <w:numPr>
+          <w:ilvl w:val="0"/>
+          <w:numId w:val="2"/>
+        </w:numPr>
+        <w:rPr>
+          <w:lang w:val="en-US"/>
+        </w:rPr>
+      </w:pPr>
+      <w:r>
+        <w:rPr>
+          <w:lang w:val="en-US"/>
+        </w:rPr>
+        <w:t>No screen dependency — unlike BDC, it doesn't depend on screen flow or field positions.</w:t>
+      </w:r>
+    </w:p>
+    <w:p>
+      <w:pPr>
+        <w:pStyle w:val="ListParagraph"/>
+        <w:numPr>
+          <w:ilvl w:val="0"/>
+          <w:numId w:val="2"/>
+        </w:numPr>
+        <w:rPr>
+          <w:lang w:val="en-US"/>
+        </w:rPr>
+      </w:pPr>
+      <w:r>
+        <w:rPr>
+          <w:lang w:val="en-US"/>
+        </w:rPr>
+        <w:t>More stable — screen changes generally don't affect the BAPI.</w:t>
+      </w:r>
+    </w:p>
+    <w:p>
+      <w:pPr>
+        <w:pStyle w:val="ListParagraph"/>
+        <w:numPr>
+          <w:ilvl w:val="0"/>
+          <w:numId w:val="2"/>
+        </w:numPr>
+        <w:rPr>
+          <w:lang w:val="en-US"/>
+        </w:rPr>
+      </w:pPr>
+      <w:r>
+        <w:rPr>
+          <w:lang w:val="en-US"/>
+        </w:rPr>
+        <w:t>Can be used by external systems — BAPIs are commonly RFC-enabled.</w:t>
+      </w:r>
+    </w:p>
+    <w:p>
+      <w:pPr>
+        <w:pStyle w:val="ListParagraph"/>
+        <w:numPr>
+          <w:ilvl w:val="0"/>
+          <w:numId w:val="2"/>
+        </w:numPr>
+        <w:rPr>
+          <w:lang w:val="en-US"/>
+        </w:rPr>
+      </w:pPr>
+      <w:r>
+        <w:rPr>
+          <w:lang w:val="en-US"/>
+        </w:rPr>
+        <w:t>Better for integration — useful when connecting SAP with other applications.</w:t>
+      </w:r>
+    </w:p>
+    <w:p>
+      <w:pPr>
+        <w:pStyle w:val="ListParagraph"/>
+        <w:numPr>
+          <w:ilvl w:val="0"/>
+          <w:numId w:val="2"/>
+        </w:numPr>
+        <w:rPr>
+          <w:lang w:val="en-US"/>
+        </w:rPr>
+      </w:pPr>
+      <w:r>
+        <w:rPr>
+          <w:lang w:val="en-US"/>
+        </w:rPr>
+        <w:t>Business logic is handled by SAP — we don't need to simulate user actions.</w:t>
+      </w:r>
+    </w:p>
+    <w:p>
+      <w:pPr>
+        <w:rPr>
+          <w:lang w:val="en-US"/>
+        </w:rPr>
+      </w:pPr>
+    </w:p>
+    <w:p>
+      <w:pPr>
+        <w:pStyle w:val="ListParagraph"/>
+        <w:numPr>
+          <w:ilvl w:val="0"/>
+          <w:numId w:val="1"/>
+        </w:numPr>
+        <w:rPr>
+          <w:lang w:val="en-US"/>
+        </w:rPr>
+      </w:pPr>
+      <w:r>
+        <w:rPr>
+          <w:lang w:val="en-US"/>
+        </w:rPr>
+        <w:t>Rules to create BAPI.</w:t>
+      </w:r>
+    </w:p>
+    <w:p>
+      <w:pPr>
+        <w:pStyle w:val="ListParagraph"/>
+        <w:numPr>
+          <w:ilvl w:val="0"/>
+          <w:numId w:val="2"/>
+        </w:numPr>
+      </w:pPr>
+      <w:r>
+        <w:t>RULES FOR BAPI’S:</w:t>
+      </w:r>
+      <w:r>
+        <w:br/>
+        <w:t>1.Every BAPI should start with BAPI or ZBAPI.</w:t>
+      </w:r>
+      <w:r>
+        <w:br/>
+        <w:t>2.All the Importing and Exporting parameters should be of Type structures, not the direct</w:t>
+      </w:r>
+      <w:r>
+        <w:t xml:space="preserve"> </w:t>
+      </w:r>
+      <w:r>
+        <w:t>Data Types.</w:t>
+      </w:r>
+      <w:r>
+        <w:br/>
+        <w:t>3.All the structures must start with BAPI or ZBAPI.</w:t>
+      </w:r>
+      <w:r>
+        <w:br/>
+        <w:t>4.All the Parameters must be pass by Value because BAPI’S doesn’t support pass by</w:t>
+      </w:r>
+      <w:r>
+        <w:t xml:space="preserve"> </w:t>
+      </w:r>
+      <w:r>
+        <w:t>reference.</w:t>
+      </w:r>
+      <w:r>
+        <w:br/>
+        <w:t>5.Every BAPI should have a returning Parameter by Name RETURN or BAPIRET2, to display success or error messages.</w:t>
+      </w:r>
+      <w:r>
+        <w:br/>
+        <w:t>6.If BAPI is Success, we have to use another BAPI BAPI_TRANSACTION_COMMIT to Save the Data into Database Tables.</w:t>
+      </w:r>
+      <w:r>
+        <w:br/>
+        <w:t>7.If the BAPI has error, use another BAPI BAPI_TRANSACTION_ROLLBACK to revert back the changes made to the Database Tables.</w:t>
+      </w:r>
     </w:p>
     <w:sectPr>
       <w:pgSz w:w="11906" w:h="16838"/>
@@ -1480,7 +1724,7 @@
 </file>
 
 <file path=word/numbering.xml><?xml version="1.0" encoding="utf-8"?>
-<w:numbering xmlns:wpc="http://schemas.microsoft.com/office/word/2010/wordprocessingCanvas" xmlns:cx="http://schemas.microsoft.com/office/drawing/2014/chartex" xmlns:cx1="http://schemas.microsoft.com/office/drawing/2015/9/8/chartex" xmlns:cx2="http://schemas.microsoft.com/office/drawing/2015/10/21/chartex" xmlns:cx3="http://schemas.microsoft.com/office/drawing/2016/5/9/chartex" xmlns:cx4="http://schemas.microsoft.com/office/drawing/2016/5/10/chartex" xmlns:cx5="http://schemas.microsoft.com/office/drawing/2016/5/11/chartex" xmlns:cx6="http://schemas.microsoft.com/office/drawing/2016/5/12/chartex" xmlns:cx7="http://schemas.microsoft.com/office/drawing/2016/5/13/chartex" xmlns:cx8="http://schemas.microsoft.com/office/drawing/2016/5/14/chartex" xmlns:mc="http://schemas.openxmlformats.org/markup-compatibility/2006" xmlns:aink="http://schemas.microsoft.com/office/drawing/2016/ink" xmlns:am3d="http://schemas.microsoft.com/office/drawing/2017/model3d" xmlns:o="urn:schemas-microsoft-com:office:office" xmlns:oel="http://schemas.microsoft.com/office/2019/extlst" xmlns:r="http://schemas.openxmlformats.org/officeDocument/2006/relationships" xmlns:m="http://schemas.openxmlformats.org/officeDocument/2006/math" xmlns:v="urn:schemas-microsoft-com:vml" xmlns:wp14="http://schemas.microsoft.com/office/word/2010/wordprocessingDrawing" xmlns:wp="http://schemas.openxmlformats.org/drawingml/2006/wordprocessingDrawing" xmlns:w10="urn:schemas-microsoft-com:office:word" xmlns:w="http://schemas.openxmlformats.org/wordprocessingml/2006/main" xmlns:w14="http://schemas.microsoft.com/office/word/2010/wordml" xmlns:w15="http://schemas.microsoft.com/office/word/2012/wordml" xmlns:w16cei="http://schemas.microsoft.com/office/word/2026/wordml/cei" xmlns:w16cex="http://schemas.microsoft.com/office/word/2018/wordml/cex" xmlns:w16cid="http://schemas.microsoft.com/office/word/2016/wordml/cid" xmlns:w16="http://schemas.microsoft.com/office/word/2018/wordml" xmlns:w16du="http://schemas.microsoft.com/office/word/2023/wordml/word16du" xmlns:w16sdtdh="http://schemas.microsoft.com/office/word/2020/wordml/sdtdatahash" xmlns:w16sdtfl="http://schemas.microsoft.com/office/word/2024/wordml/sdtformatlock" xmlns:w16se="http://schemas.microsoft.com/office/word/2015/wordml/symex" xmlns:wpg="http://schemas.microsoft.com/office/word/2010/wordprocessingGroup" xmlns:wpi="http://schemas.microsoft.com/office/word/2010/wordprocessingInk" xmlns:wne="http://schemas.microsoft.com/office/word/2006/wordml" xmlns:wps="http://schemas.microsoft.com/office/word/2010/wordprocessingShape" mc:Ignorable="w14 w15 w16se w16cid w16 w16cex w16sdtdh w16sdtfl w16du wp14">
+<w:numbering xmlns:wpc="http://schemas.microsoft.com/office/word/2010/wordprocessingCanvas" xmlns:cx="http://schemas.microsoft.com/office/drawing/2014/chartex" xmlns:cx1="http://schemas.microsoft.com/office/drawing/2015/9/8/chartex" xmlns:cx2="http://schemas.microsoft.com/office/drawing/2015/10/21/chartex" xmlns:cx3="http://schemas.microsoft.com/office/drawing/2016/5/9/chartex" xmlns:cx4="http://schemas.microsoft.com/office/drawing/2016/5/10/chartex" xmlns:cx5="http://schemas.microsoft.com/office/drawing/2016/5/11/chartex" xmlns:cx6="http://schemas.microsoft.com/office/drawing/2016/5/12/chartex" xmlns:cx7="http://schemas.microsoft.com/office/drawing/2016/5/13/chartex" xmlns:cx8="http://schemas.microsoft.com/office/drawing/2016/5/14/chartex" xmlns:mc="http://schemas.openxmlformats.org/markup-compatibility/2006" xmlns:aink="http://schemas.microsoft.com/office/drawing/2016/ink" xmlns:am3d="http://schemas.microsoft.com/office/drawing/2017/model3d" xmlns:o="urn:schemas-microsoft-com:office:office" xmlns:oel="http://schemas.microsoft.com/office/2019/extlst" xmlns:r="http://schemas.openxmlformats.org/officeDocument/2006/relationships" xmlns:m="http://schemas.openxmlformats.org/officeDocument/2006/math" xmlns:v="urn:schemas-microsoft-com:vml" xmlns:wp14="http://schemas.microsoft.com/office/word/2010/wordprocessingDrawing" xmlns:wp="http://schemas.openxmlformats.org/drawingml/2006/wordprocessingDrawing" xmlns:w10="urn:schemas-microsoft-com:office:word" xmlns:w="http://schemas.openxmlformats.org/wordprocessingml/2006/main" xmlns:w14="http://schemas.microsoft.com/office/word/2010/wordml" xmlns:w15="http://schemas.microsoft.com/office/word/2012/wordml" xmlns:w16cex="http://schemas.microsoft.com/office/word/2018/wordml/cex" xmlns:w16cid="http://schemas.microsoft.com/office/word/2016/wordml/cid" xmlns:w16="http://schemas.microsoft.com/office/word/2018/wordml" xmlns:w16du="http://schemas.microsoft.com/office/word/2023/wordml/word16du" xmlns:w16sdtdh="http://schemas.microsoft.com/office/word/2020/wordml/sdtdatahash" xmlns:w16sdtfl="http://schemas.microsoft.com/office/word/2024/wordml/sdtformatlock" xmlns:w16se="http://schemas.microsoft.com/office/word/2015/wordml/symex" xmlns:wpg="http://schemas.microsoft.com/office/word/2010/wordprocessingGroup" xmlns:wpi="http://schemas.microsoft.com/office/word/2010/wordprocessingInk" xmlns:wne="http://schemas.microsoft.com/office/word/2006/wordml" xmlns:wps="http://schemas.microsoft.com/office/word/2010/wordprocessingShape" mc:Ignorable="w14 w15 w16se w16cid w16 w16cex w16sdtdh w16sdtfl w16du wp14">
   <w:abstractNum w:abstractNumId="0" w15:restartNumberingAfterBreak="0">
     <w:nsid w:val="04DF111E"/>
     <w:multiLevelType w:val="hybridMultilevel"/>
@@ -2446,6 +2690,7 @@
   <w:style w:type="character" w:default="1" w:styleId="DefaultParagraphFont">
     <w:name w:val="Default Paragraph Font"/>
     <w:uiPriority w:val="1"/>
+    <w:semiHidden/>
     <w:unhideWhenUsed/>
   </w:style>
   <w:style w:type="table" w:default="1" w:styleId="TableNormal">
